--- a/policies/build/masters_hco/HCO.AAC.11_v2_master.docx
+++ b/policies/build/masters_hco/HCO.AAC.11_v2_master.docx
@@ -1327,7 +1327,7 @@
           <w:sz w:val="22"/>
           <w:szCs w:val="22"/>
         </w:rPr>
-        <w:t xml:space="preserve">Screening may use validated tools — for example «PHQ-9 for depression, or a distress thermometer for oncology patients» — as named in the written guidance. De-stressing interventions may be considered for patients seeking healthcare — for example yoga and meditation — where this hospital offers or refers for them. Positive screens lead to documented advice, referral or intervention appropriate to the finding and to this hospital's scope.</w:t>
+        <w:t xml:space="preserve">Screening may use validated tools — for example «PHQ-9 for depression, or a distress thermometer for oncology patients» — as named in the written guidance. Where PHQ-9 is used, a validated Indian-language version or a screening tool published under the National Mental Health Programme (NMHP) is equally acceptable — NABH does not mandate PHQ-9 specifically. De-stressing interventions may be considered for patients seeking healthcare — for example yoga and meditation — where this hospital offers or refers for them. Positive screens lead to documented advice, referral or intervention appropriate to the finding and to this hospital's scope.</w:t>
       </w:r>
     </w:p>
     <w:p>
